--- a/klagomål/A 39275-2022 FSC-klagomål.docx
+++ b/klagomål/A 39275-2022 FSC-klagomål.docx
@@ -1025,7 +1025,7 @@
     <w:r>
       <w:tab/>
       <w:tab/>
-      <w:t>2026-06-18</w:t>
+      <w:t>2026-06-19</w:t>
       <w:br/>
       <w:br/>
     </w:r>

--- a/klagomål/A 39275-2022 FSC-klagomål.docx
+++ b/klagomål/A 39275-2022 FSC-klagomål.docx
@@ -1025,7 +1025,7 @@
     <w:r>
       <w:tab/>
       <w:tab/>
-      <w:t>2026-06-19</w:t>
+      <w:t>2026-06-20</w:t>
       <w:br/>
       <w:br/>
     </w:r>

--- a/klagomål/A 39275-2022 FSC-klagomål.docx
+++ b/klagomål/A 39275-2022 FSC-klagomål.docx
@@ -168,38 +168,7 @@
     </w:p>
     <w:p>
       <w:r>
-        <w:t>Detta dokument behandlar höga naturvärden i avverkningsanmälan A 39275-2022 i Storumans kommun som inkom 2022-09-13 och omfattar 1,3 ha.</w:t>
-      </w:r>
-    </w:p>
-    <w:p>
-      <w:r>
-        <w:t>Nedan presenteras fynd av naturvårdsarter och fridlysta arter som gjorts i det avverkningsanmälda området, samt relevanta utdrag ur standarderna för FSC, Chain of Custody, Controlled Wood och PEFC. I BILAGA 1 finns artfakta om fridlysta arter.</w:t>
-      </w:r>
-    </w:p>
-    <w:p>
-      <w:r>
-        <w:t>Vi förväntar oss att ni återkommer med ett skriftligt svar på vårt klagomål och även beskriver vilka korrigerande åtgärder ni satt in för att rätta till identifierade brister i er efterlevnad av den svenska FSC standarden.</w:t>
-      </w:r>
-    </w:p>
-    <w:p>
-      <w:pPr>
-        <w:pStyle w:val="Heading1"/>
-      </w:pPr>
-      <w:r>
-        <w:t>Naturvårdsarter</w:t>
-      </w:r>
-    </w:p>
-    <w:p>
-      <w:r>
-        <w:t>I och inom 24 meter från avverkningsanmälan har följande 5 naturvårdsarter hittats: blå taggsvamp (NT, T), dropptaggsvamp (NT, T), orange taggsvamp (NT, T), sotvaxskivling (NT) och tretåig hackspett (NT, T, §4). Av dessa är 5 rödlistade. För rödlistade arter har rödlistekategorin angivits inom parentes. Typiska arter inom Natura 2000 som är kopplade till skogsekosystem har markerats med (T). För fridlysta arter anges även paragrafen i Artskyddsförordningen som arten är fridlyst enligt.</w:t>
-      </w:r>
-    </w:p>
-    <w:p>
-      <w:r>
-        <w:t>De påträffade naturvårdsarterna är ett tydligt kvitto på att det rör sig om en skog med höga naturvärden.</w:t>
-      </w:r>
-      <w:r>
-        <w:t xml:space="preserve"> I Figur 1 visas fyndplatser för naturvårdsarter i området, som finns registrerade på Artportalen.</w:t>
+        <w:t>Detta klagomål behandlar höga naturvärden i avverkningsanmälan A 39275-2022 i Storumans kommun som inkom 2022-09-13 och omfattar 1,3 ha.</w:t>
       </w:r>
     </w:p>
     <w:p>
@@ -209,7 +178,7 @@
       <w:r>
         <w:drawing>
           <wp:inline xmlns:a="http://schemas.openxmlformats.org/drawingml/2006/main" xmlns:pic="http://schemas.openxmlformats.org/drawingml/2006/picture">
-            <wp:extent cx="5349847" cy="5688000"/>
+            <wp:extent cx="5383707" cy="5724000"/>
             <wp:docPr id="1" name="Picture 1"/>
             <wp:cNvGraphicFramePr>
               <a:graphicFrameLocks noChangeAspect="1"/>
@@ -230,7 +199,7 @@
                   <pic:spPr>
                     <a:xfrm>
                       <a:off x="0" y="0"/>
-                      <a:ext cx="5349847" cy="5688000"/>
+                      <a:ext cx="5383707" cy="5724000"/>
                     </a:xfrm>
                     <a:prstGeom prst="rect"/>
                   </pic:spPr>
@@ -247,34 +216,106 @@
         <w:spacing w:after="240"/>
       </w:pPr>
       <w:r>
-        <w:t>Figur 1. Fyndplatser för naturvårdsarter i och inom 24 meter från avverkningsanmälan (röd linje). Markörer utan svart kant är placerade på fyndplatsen. Markörer med svart kant är placerade vid sidan av fyndplatsen och har ett svart streck som visar fyndplatsens exakta position. Kartans mittpunktskoordinat är N 7222205, E 616996 i SWEREF 99 TM.</w:t>
+        <w:t>Figur 1. Fyndplatser för naturvårdsarter i och inom 24 meter från avverkningsanmälan. Markörer utan svart kant är placerade på fyndplatsen. Markörer med svart kant är placerade vid sidan av fyndplatsen har ett svart streck som visar fyndplatsens exakta position. Kartans mittpunktskoordinat är N 7222205, E 616996 i SWEREF 99 TM.</w:t>
+      </w:r>
+    </w:p>
+    <w:p>
+      <w:r>
+        <w:t>I och inom 24 meter från avverkningsanmälan finns fynd av 5 naturvårdsarter, varav 5 är rödlistade, 1 är fridlyst och 4 är typiska (T): blå taggsvamp (NT, T), dropptaggsvamp (NT, T), orange taggsvamp (NT, T), sotvaxskivling (NT) och tretåig hackspett (NT, T, §4). Se Figur 1.</w:t>
+      </w:r>
+    </w:p>
+    <w:p>
+      <w:r>
+        <w:t>Nedan presenteras relevanta utdrag ur standarderna för FSC, Chain of Custody, Controlled Wood och PEFC.</w:t>
+      </w:r>
+    </w:p>
+    <w:p>
+      <w:r>
+        <w:t>Vi förväntar oss att ni återkommer med ett skriftligt svar på vårt klagomål och även beskriver vilka korrigerande åtgärder ni satt in för att rätta till identifierade brister i er efterlevnad av den svenska FSC standarden.</w:t>
       </w:r>
     </w:p>
     <w:p>
       <w:pPr>
-        <w:pStyle w:val="Heading2"/>
+        <w:pStyle w:val="Heading1"/>
       </w:pPr>
       <w:r>
-        <w:t>Fridlysta arter</w:t>
+        <w:t>Naturvårdsarter och fridlysta arter</w:t>
       </w:r>
     </w:p>
     <w:p>
       <w:r>
-        <w:t>Följande fridlysta arter har sina livsmiljöer och växtplatser i den avverkningsanmälda skogen: tretåig hackspett (NT, T, §4).</w:t>
+        <w:t>Nedan följer beskrivningar av de naturvårdsarter och fridlysta arter som har sina livsmiljöer och växtplatser i den avverkningsanmälda skogen. Se även ytterligare artfakta i BILAGA 1. De påträffade naturvårdsarterna är ett tydligt kvitto på att det rör sig om en skog med höga naturvärden.</w:t>
       </w:r>
     </w:p>
     <w:p>
-      <w:r>
-        <w:t xml:space="preserve">Observera att medlemsländerna är skyldiga att agera i enlighet med EU:s fågeldirektiv där det uttryckligen står att direktivet gäller för fåglar samt för deras ägg, bon och </w:t>
-      </w:r>
       <w:r>
         <w:rPr>
           <w:b/>
         </w:rPr>
-        <w:t xml:space="preserve">livsmiljöer </w:t>
-      </w:r>
-      <w:r>
-        <w:t>(artikel 1). Vidare att de åtgärder som vidtas inte får leda till en försämring av den nuvarande situationen beträffande bevarandet av de fågelarter som avses i artikel 1 (artikel 13). Fågeldirektivet är styrande för tillsynsansvariga myndigheters ärendehantering, ställningstaganden och beslutsfattande.</w:t>
+        <w:t xml:space="preserve">Blå taggsvamp (NT) </w:t>
+      </w:r>
+      <w:r>
+        <w:t xml:space="preserve">är en karaktärsart i såväl örtrika kalkbarrskogar som i torra sandtallskogar där det föreligger gammal skog med långvarig trädkontinuitet. Är sällsynt och mycket kravfull i södra och mellersta Sverige. Den hotas främst av skogsavverkning och tycks försvinna efter slutavverkning, markberedning och plantering. I kalkgranskogar verkar arten vara mycket känslig. Granskogar med arten bör formellt skydddas. Blå taggsvamp (NT) är typisk art för </w:t>
+      </w:r>
+      <w:r>
+        <w:rPr>
+          <w:i/>
+        </w:rPr>
+        <w:t>9010 Taiga</w:t>
+      </w:r>
+      <w:r>
+        <w:t xml:space="preserve"> (SLU Artdatabanken, 2024; Nitare &amp; Skogsstyrelsen, 2019).</w:t>
+      </w:r>
+    </w:p>
+    <w:p>
+      <w:r>
+        <w:rPr>
+          <w:b/>
+        </w:rPr>
+        <w:t>Dropptaggsvamp (NT)</w:t>
+      </w:r>
+      <w:r>
+        <w:t xml:space="preserve"> bildar mykorrhiza med tall, främst i barrskog med trädkontinuitet, i magra, torra och ljusöppna lavtallskogar och i barrblandskogar med friskmossor och lingon i fältskiktet. Den totala populationen i landet har minskat och bedöms fortsätta minska till följd av slutavverkningar av tallskog. Det är högst oklart om arten långsiktigt kan etablera och reproducera sig i skogsbestånd som brukas med trakthyggesmetoder, markberedning, gödsling eller föryngring med förädlat plantmaterial. Uppfyller kriterierna för att bli rödlistad på grund av ny kunskap som visar att en större andel av populationen än tidigare bedömt är knuten till kontinuitetsbarrskog. Minskningstakten för den svenska populationen bedöms vara nära gränsvärdet för Sårbar (VU). Dropptaggsvamp är typisk art för </w:t>
+      </w:r>
+      <w:r>
+        <w:rPr>
+          <w:i/>
+        </w:rPr>
+        <w:t xml:space="preserve">9010 Taiga </w:t>
+      </w:r>
+      <w:r>
+        <w:t>(SLU Artdatabanken, 2026).</w:t>
+      </w:r>
+    </w:p>
+    <w:p>
+      <w:r>
+        <w:rPr>
+          <w:b/>
+        </w:rPr>
+        <w:t xml:space="preserve">Orange taggsvamp (NT) </w:t>
+      </w:r>
+      <w:r>
+        <w:t xml:space="preserve">bildar mykorrhiza med både gran och tall och den förekommer främst i äldre barrskogar med kontinuitetsskogskaraktär. Mest frekvent är den i äldre mossrik granskog, men då bara i skogar inom granens naturliga utbredningsområde och i bestånd med långvarig grankontinuitet. Den totala populationen i landet bedöms ha minskat kraftigt och fortsatt kommer att minska då arten är knuten till en produktiv skogsmiljö som successivt avverkas. Arten hotas främst av skogsavverkning och tycks försvinna efter slutavverkning, markberedning och plantering och det är inte känt att arten har återkommit i anlagd skog på tidigare kalmark. Orange taggsvamp är typisk art för </w:t>
+      </w:r>
+      <w:r>
+        <w:rPr>
+          <w:i/>
+        </w:rPr>
+        <w:t>9010 Taiga</w:t>
+      </w:r>
+      <w:r>
+        <w:t xml:space="preserve"> (SLU Artdatabanken, 2024).</w:t>
+      </w:r>
+    </w:p>
+    <w:p>
+      <w:r>
+        <w:rPr>
+          <w:b/>
+        </w:rPr>
+        <w:t>Sotvaxskivling (NT)</w:t>
+      </w:r>
+      <w:r>
+        <w:t xml:space="preserve"> bildar mykorrhiza med gran och tall i barrskogar med lång trädkontinuitet. Den totala populationen i landet har minskat och bedöms fortsätta minska till följd av avverkning av äldre barrskogar. Arten har begränsad förmåga att återetablera sig efter slutavverkning eller andra storskaliga skogsbruksåtgärder. Det finns inga indikationer på att den långsiktigt kan etablera eller reproducera sig i skogsbestånd som brukas med trakthyggesmetoder, markberedning, gödsling eller föryngring med förädlat plantmaterial (SLU Artdatabanken, 2026).</w:t>
       </w:r>
     </w:p>
     <w:p>
@@ -304,90 +345,6 @@
       </w:r>
       <w:r>
         <w:t xml:space="preserve"> (Skogsstyrelsen, 2016; SLU Artdatabanken, 2024).</w:t>
-      </w:r>
-    </w:p>
-    <w:p>
-      <w:r>
-        <w:t>I BILAGA 1 finns mer detaljerad information om ekologi samt krav på livsmiljö hos fridlysta arter.</w:t>
-      </w:r>
-    </w:p>
-    <w:p>
-      <w:pPr>
-        <w:pStyle w:val="Heading2"/>
-      </w:pPr>
-      <w:r>
-        <w:t>Övriga naturvårdsarter</w:t>
-      </w:r>
-    </w:p>
-    <w:p>
-      <w:r>
-        <w:rPr>
-          <w:b/>
-        </w:rPr>
-        <w:t xml:space="preserve">Blå taggsvamp (NT) </w:t>
-      </w:r>
-      <w:r>
-        <w:t xml:space="preserve">är en karaktärsart i såväl örtrika kalkbarrskogar som i torra sandtallskogar där det föreligger gammal skog med långvarig trädkontinuitet. Är sällsynt och mycket kravfull i södra och mellersta Sverige. Den hotas främst av skogsavverkning och tycks försvinna efter slutavverkning, markberedning och plantering. I kalkgranskogar verkar arten vara mycket känslig. Granskogar med arten bör formellt skydddas. Blå taggsvamp (NT) är typisk art för </w:t>
-      </w:r>
-      <w:r>
-        <w:rPr>
-          <w:i/>
-        </w:rPr>
-        <w:t>9010 Taiga</w:t>
-      </w:r>
-      <w:r>
-        <w:t xml:space="preserve"> (SLU Artdatabanken, 2024; Nitare &amp; Skogsstyrelsen, 2019).</w:t>
-      </w:r>
-    </w:p>
-    <w:p>
-      <w:r>
-        <w:rPr>
-          <w:b/>
-        </w:rPr>
-        <w:t>Dropptaggsvamp (NT)</w:t>
-      </w:r>
-      <w:r>
-        <w:t xml:space="preserve"> bildar mykorrhiza med tall, främst i barrskog med trädkontinuitet, i magra, torra och ljusöppna lavtallskogar och i barrblandskogar med friskmossor och lingon i fältskiktet. Den totala populationen i landet har minskat och bedöms fortsätta minska till följd av slutavverkningar av tallskog. Det är högst oklart om arten långsiktigt kan etablera och reproducera sig i skogsbestånd som brukas med trakthyggesmetoder, markberedning, gödsling eller föryngring med förädlat plantmaterial. Uppfyller kriterierna för att bli rödlistad på grund av ny kunskap som visar att en större andel av populationen än tidigare bedömt är knuten till kontinuitetsbarrskog. Minskningstakten för den svenska populationen bedöms vara nära gränsvärdet för Sårbar (VU). Dropptaggsvamp är typisk art för </w:t>
-      </w:r>
-      <w:r>
-        <w:rPr>
-          <w:i/>
-        </w:rPr>
-        <w:t xml:space="preserve">9010 Taiga </w:t>
-      </w:r>
-      <w:r>
-        <w:t>(SLU Artdatabanken, 2026).</w:t>
-      </w:r>
-    </w:p>
-    <w:p>
-      <w:r>
-        <w:rPr>
-          <w:b/>
-        </w:rPr>
-        <w:t xml:space="preserve">Orange taggsvamp (NT) </w:t>
-      </w:r>
-      <w:r>
-        <w:t xml:space="preserve">bildar mykorrhiza med både gran och tall och den förekommer främst i äldre barrskogar med kontinuitetsskogskaraktär. Mest frekvent är den i äldre mossrik granskog, men då bara i skogar inom granens naturliga utbredningsområde och i bestånd med långvarig grankontinuitet. Den totala populationen i landet bedöms ha minskat kraftigt och fortsatt kommer att minska då arten är knuten till en produktiv skogsmiljö som successivt avverkas. Arten hotas främst av skogsavverkning och tycks försvinna efter slutavverkning, markberedning och plantering och det är inte känt att arten har återkommit i anlagd skog på tidigare kalmark. Orange taggsvamp är typisk art för </w:t>
-      </w:r>
-      <w:r>
-        <w:rPr>
-          <w:i/>
-        </w:rPr>
-        <w:t>9010 Taiga</w:t>
-      </w:r>
-      <w:r>
-        <w:t xml:space="preserve"> (SLU Artdatabanken, 2024).</w:t>
-      </w:r>
-    </w:p>
-    <w:p>
-      <w:r>
-        <w:rPr>
-          <w:b/>
-        </w:rPr>
-        <w:t>Sotvaxskivling (NT)</w:t>
-      </w:r>
-      <w:r>
-        <w:t xml:space="preserve"> bildar mykorrhiza med gran och tall i barrskogar med lång trädkontinuitet. Den totala populationen i landet har minskat och bedöms fortsätta minska till följd av avverkning av äldre barrskogar. Arten har begränsad förmåga att återetablera sig efter slutavverkning eller andra storskaliga skogsbruksåtgärder. Det finns inga indikationer på att den långsiktigt kan etablera eller reproducera sig i skogsbestånd som brukas med trakthyggesmetoder, markberedning, gödsling eller föryngring med förädlat plantmaterial (SLU Artdatabanken, 2026).</w:t>
       </w:r>
     </w:p>
     <w:p>
@@ -1025,7 +982,7 @@
     <w:r>
       <w:tab/>
       <w:tab/>
-      <w:t>2026-06-20</w:t>
+      <w:t>2026-06-21</w:t>
       <w:br/>
       <w:br/>
     </w:r>

--- a/klagomål/A 39275-2022 FSC-klagomål.docx
+++ b/klagomål/A 39275-2022 FSC-klagomål.docx
@@ -982,7 +982,7 @@
     <w:r>
       <w:tab/>
       <w:tab/>
-      <w:t>2026-06-21</w:t>
+      <w:t>2026-06-22</w:t>
       <w:br/>
       <w:br/>
     </w:r>

--- a/klagomål/A 39275-2022 FSC-klagomål.docx
+++ b/klagomål/A 39275-2022 FSC-klagomål.docx
@@ -982,7 +982,7 @@
     <w:r>
       <w:tab/>
       <w:tab/>
-      <w:t>2026-06-22</w:t>
+      <w:t>2026-06-23</w:t>
       <w:br/>
       <w:br/>
     </w:r>

--- a/klagomål/A 39275-2022 FSC-klagomål.docx
+++ b/klagomål/A 39275-2022 FSC-klagomål.docx
@@ -982,7 +982,7 @@
     <w:r>
       <w:tab/>
       <w:tab/>
-      <w:t>2026-06-23</w:t>
+      <w:t>2026-06-24</w:t>
       <w:br/>
       <w:br/>
     </w:r>

--- a/klagomål/A 39275-2022 FSC-klagomål.docx
+++ b/klagomål/A 39275-2022 FSC-klagomål.docx
@@ -982,7 +982,7 @@
     <w:r>
       <w:tab/>
       <w:tab/>
-      <w:t>2026-06-24</w:t>
+      <w:t>2026-06-25</w:t>
       <w:br/>
       <w:br/>
     </w:r>

--- a/klagomål/A 39275-2022 FSC-klagomål.docx
+++ b/klagomål/A 39275-2022 FSC-klagomål.docx
@@ -982,7 +982,7 @@
     <w:r>
       <w:tab/>
       <w:tab/>
-      <w:t>2026-06-25</w:t>
+      <w:t>2026-06-26</w:t>
       <w:br/>
       <w:br/>
     </w:r>

--- a/klagomål/A 39275-2022 FSC-klagomål.docx
+++ b/klagomål/A 39275-2022 FSC-klagomål.docx
@@ -982,7 +982,7 @@
     <w:r>
       <w:tab/>
       <w:tab/>
-      <w:t>2026-06-26</w:t>
+      <w:t>2026-06-27</w:t>
       <w:br/>
       <w:br/>
     </w:r>

--- a/klagomål/A 39275-2022 FSC-klagomål.docx
+++ b/klagomål/A 39275-2022 FSC-klagomål.docx
@@ -982,7 +982,7 @@
     <w:r>
       <w:tab/>
       <w:tab/>
-      <w:t>2026-06-27</w:t>
+      <w:t>2026-06-28</w:t>
       <w:br/>
       <w:br/>
     </w:r>

--- a/klagomål/A 39275-2022 FSC-klagomål.docx
+++ b/klagomål/A 39275-2022 FSC-klagomål.docx
@@ -982,7 +982,7 @@
     <w:r>
       <w:tab/>
       <w:tab/>
-      <w:t>2026-06-28</w:t>
+      <w:t>2026-06-29</w:t>
       <w:br/>
       <w:br/>
     </w:r>

--- a/klagomål/A 39275-2022 FSC-klagomål.docx
+++ b/klagomål/A 39275-2022 FSC-klagomål.docx
@@ -982,7 +982,7 @@
     <w:r>
       <w:tab/>
       <w:tab/>
-      <w:t>2026-06-29</w:t>
+      <w:t>2026-06-30</w:t>
       <w:br/>
       <w:br/>
     </w:r>

--- a/klagomål/A 39275-2022 FSC-klagomål.docx
+++ b/klagomål/A 39275-2022 FSC-klagomål.docx
@@ -982,7 +982,7 @@
     <w:r>
       <w:tab/>
       <w:tab/>
-      <w:t>2026-06-30</w:t>
+      <w:t>2026-07-01</w:t>
       <w:br/>
       <w:br/>
     </w:r>

--- a/klagomål/A 39275-2022 FSC-klagomål.docx
+++ b/klagomål/A 39275-2022 FSC-klagomål.docx
@@ -982,7 +982,7 @@
     <w:r>
       <w:tab/>
       <w:tab/>
-      <w:t>2026-07-01</w:t>
+      <w:t>2026-07-02</w:t>
       <w:br/>
       <w:br/>
     </w:r>

--- a/klagomål/A 39275-2022 FSC-klagomål.docx
+++ b/klagomål/A 39275-2022 FSC-klagomål.docx
@@ -982,7 +982,7 @@
     <w:r>
       <w:tab/>
       <w:tab/>
-      <w:t>2026-07-13</w:t>
+      <w:t>2026-07-14</w:t>
       <w:br/>
       <w:br/>
     </w:r>

--- a/klagomål/A 39275-2022 FSC-klagomål.docx
+++ b/klagomål/A 39275-2022 FSC-klagomål.docx
@@ -982,7 +982,7 @@
     <w:r>
       <w:tab/>
       <w:tab/>
-      <w:t>2026-07-14</w:t>
+      <w:t>2026-07-15</w:t>
       <w:br/>
       <w:br/>
     </w:r>

--- a/klagomål/A 39275-2022 FSC-klagomål.docx
+++ b/klagomål/A 39275-2022 FSC-klagomål.docx
@@ -982,7 +982,7 @@
     <w:r>
       <w:tab/>
       <w:tab/>
-      <w:t>2026-07-15</w:t>
+      <w:t>2026-07-16</w:t>
       <w:br/>
       <w:br/>
     </w:r>

--- a/klagomål/A 39275-2022 FSC-klagomål.docx
+++ b/klagomål/A 39275-2022 FSC-klagomål.docx
@@ -982,7 +982,7 @@
     <w:r>
       <w:tab/>
       <w:tab/>
-      <w:t>2026-07-16</w:t>
+      <w:t>2026-07-17</w:t>
       <w:br/>
       <w:br/>
     </w:r>

--- a/klagomål/A 39275-2022 FSC-klagomål.docx
+++ b/klagomål/A 39275-2022 FSC-klagomål.docx
@@ -982,7 +982,7 @@
     <w:r>
       <w:tab/>
       <w:tab/>
-      <w:t>2026-07-17</w:t>
+      <w:t>2026-07-18</w:t>
       <w:br/>
       <w:br/>
     </w:r>

--- a/klagomål/A 39275-2022 FSC-klagomål.docx
+++ b/klagomål/A 39275-2022 FSC-klagomål.docx
@@ -982,7 +982,7 @@
     <w:r>
       <w:tab/>
       <w:tab/>
-      <w:t>2026-07-18</w:t>
+      <w:t>2026-07-19</w:t>
       <w:br/>
       <w:br/>
     </w:r>

--- a/klagomål/A 39275-2022 FSC-klagomål.docx
+++ b/klagomål/A 39275-2022 FSC-klagomål.docx
@@ -982,7 +982,7 @@
     <w:r>
       <w:tab/>
       <w:tab/>
-      <w:t>2026-07-19</w:t>
+      <w:t>2026-07-20</w:t>
       <w:br/>
       <w:br/>
     </w:r>

--- a/klagomål/A 39275-2022 FSC-klagomål.docx
+++ b/klagomål/A 39275-2022 FSC-klagomål.docx
@@ -982,7 +982,7 @@
     <w:r>
       <w:tab/>
       <w:tab/>
-      <w:t>2026-07-20</w:t>
+      <w:t>2026-07-21</w:t>
       <w:br/>
       <w:br/>
     </w:r>

--- a/klagomål/A 39275-2022 FSC-klagomål.docx
+++ b/klagomål/A 39275-2022 FSC-klagomål.docx
@@ -982,7 +982,7 @@
     <w:r>
       <w:tab/>
       <w:tab/>
-      <w:t>2026-07-21</w:t>
+      <w:t>2026-07-22</w:t>
       <w:br/>
       <w:br/>
     </w:r>

--- a/klagomål/A 39275-2022 FSC-klagomål.docx
+++ b/klagomål/A 39275-2022 FSC-klagomål.docx
@@ -982,7 +982,7 @@
     <w:r>
       <w:tab/>
       <w:tab/>
-      <w:t>2026-07-22</w:t>
+      <w:t>2026-07-23</w:t>
       <w:br/>
       <w:br/>
     </w:r>

--- a/klagomål/A 39275-2022 FSC-klagomål.docx
+++ b/klagomål/A 39275-2022 FSC-klagomål.docx
@@ -982,7 +982,7 @@
     <w:r>
       <w:tab/>
       <w:tab/>
-      <w:t>2026-07-23</w:t>
+      <w:t>2026-07-24</w:t>
       <w:br/>
       <w:br/>
     </w:r>

--- a/klagomål/A 39275-2022 FSC-klagomål.docx
+++ b/klagomål/A 39275-2022 FSC-klagomål.docx
@@ -216,12 +216,12 @@
         <w:spacing w:after="240"/>
       </w:pPr>
       <w:r>
-        <w:t>Figur 1. Fyndplatser för naturvårdsarter i och inom 24 meter från avverkningsanmälan. Markörer utan svart kant är placerade på fyndplatsen. Markörer med svart kant är placerade vid sidan av fyndplatsen har ett svart streck som visar fyndplatsens exakta position. Kartans mittpunktskoordinat är N 7222205, E 616996 i SWEREF 99 TM.</w:t>
+        <w:t>Figur 1. Fyndplatser för naturvårdsarter i och inom 24 meter från avverkningsanmälan. Markörer utan svart kant är placerade på fyndplatsen. Markörer med svart kant är placerade vid sidan av fyndplatsen och har ett svart streck som visar fyndplatsens exakta position. Kartans mittpunktskoordinat är N 7222205, E 616996 i SWEREF 99 TM.</w:t>
       </w:r>
     </w:p>
     <w:p>
       <w:r>
-        <w:t>I och inom 24 meter från avverkningsanmälan finns fynd av 5 naturvårdsarter, varav 5 är rödlistade, 1 är fridlyst och 4 är typiska (T): blå taggsvamp (NT, T), dropptaggsvamp (NT, T), orange taggsvamp (NT, T), sotvaxskivling (NT) och tretåig hackspett (NT, T, §4). Se Figur 1.</w:t>
+        <w:t>I och inom 24 meter från avverkningsanmälan finns fynd av 7 naturvårdsarter, varav 7 är rödlistade, 1 är fridlyst och 6 är typiska (T): garnlav (VU, T), blå taggsvamp (NT, T), dropptaggsvamp (NT, T), orange taggsvamp (NT, T), sotvaxskivling (NT), tretåig hackspett (NT, T, §4) och vedskivlav (NT, T). Se Figur 1.</w:t>
       </w:r>
     </w:p>
     <w:p>
@@ -252,6 +252,35 @@
         <w:rPr>
           <w:b/>
         </w:rPr>
+        <w:t>Garnlav (VU)</w:t>
+      </w:r>
+      <w:r>
+        <w:t xml:space="preserve"> är en utpräglad barrskogsart som ibland kan drapera träden i norrländska grannaturskogar med hög luftfuktighet. Den förekommer även i talldominerade bestånd där den, förutom i trädens grenverk, påträffas hängande över ojämnheter i tallbarken. Arten har minskat starkt i södra och mellersta Sverige och den minskar även i sitt nordliga utbredningsområde. Minskningstakten uppgår till 30 (20–50) % inom 50 år och överstiger gränsvärdet för Sårbar (VU). Orsaken till tillbakagången beror främst på slutavverkningar av naturskogsartade skogar. Bestånd med riklig förekomst bör regelmässigt sparas, vilket även gynnar flera andra sällsynta och rödlistade arter. Garnlav är värdväxt för den mycket sällsynta och akut hotade fjärilen barrskogslavfly (CR) som hör hemma i boreala barrskogar med riklig förekomst av värdväxten. Tidigare kunde arten konstateras årligen på flera platser vid Dala-Floda i Dalarna innan lokalerna kalavverkades. Senaste fyndet i landet av barrskogslavfly är från år 2000 då den påträffades vid Högberget i Sollefteå kommun. Garnlav är typisk art för </w:t>
+      </w:r>
+      <w:r>
+        <w:rPr>
+          <w:i/>
+        </w:rPr>
+        <w:t xml:space="preserve">9010 Taiga </w:t>
+      </w:r>
+      <w:r>
+        <w:t>och</w:t>
+      </w:r>
+      <w:r>
+        <w:rPr>
+          <w:i/>
+        </w:rPr>
+        <w:t xml:space="preserve"> 9070 Trädklädd betesmark</w:t>
+      </w:r>
+      <w:r>
+        <w:t xml:space="preserve"> (SLU Artdatabanken, 2026).</w:t>
+      </w:r>
+    </w:p>
+    <w:p>
+      <w:r>
+        <w:rPr>
+          <w:b/>
+        </w:rPr>
         <w:t xml:space="preserve">Blå taggsvamp (NT) </w:t>
       </w:r>
       <w:r>
@@ -345,6 +374,26 @@
       </w:r>
       <w:r>
         <w:t xml:space="preserve"> (Skogsstyrelsen, 2016; SLU Artdatabanken, 2024).</w:t>
+      </w:r>
+    </w:p>
+    <w:p>
+      <w:r>
+        <w:rPr>
+          <w:b/>
+        </w:rPr>
+        <w:t>Vedskivlav (NT)</w:t>
+      </w:r>
+      <w:r>
+        <w:t xml:space="preserve"> växer på gammal, torr, exponerad, hård kärnved av framförallt tall i naturskogsartade bestånd. Avverkning av tallskog av naturskogskaraktär med spår av återkommande bränder är ett hot. Mängden lämplig ved att växa på för vedskivlav minskar, dels på grund av naturlig nedbrytning men framförallt på grund av att de förstörs i samband med slutavverkningar, gallringar och markberedning. Tall- och blandbarrskogar av naturskogskaraktär med spår av återkommande bränder bör skyddas. Vedskivlav är typisk art för </w:t>
+      </w:r>
+      <w:r>
+        <w:rPr>
+          <w:i/>
+        </w:rPr>
+        <w:t>9010 Taiga</w:t>
+      </w:r>
+      <w:r>
+        <w:t xml:space="preserve"> (SLU Artdatabanken, 2024).</w:t>
       </w:r>
     </w:p>
     <w:p>
@@ -453,7 +502,7 @@
         <w:rPr>
           <w:i/>
         </w:rPr>
-        <w:t>I det avverkningsanmälda skogsområdet har 5 naturvårdsarter varav 5 rödlistade arter sina livsmiljöer och växtplatser.</w:t>
+        <w:t>I det avverkningsanmälda skogsområdet har 7 naturvårdsarter varav 7 rödlistade arter sina livsmiljöer och växtplatser.</w:t>
       </w:r>
     </w:p>
     <w:p>
@@ -982,7 +1031,7 @@
     <w:r>
       <w:tab/>
       <w:tab/>
-      <w:t>2026-08-14</w:t>
+      <w:t>2026-08-15</w:t>
       <w:br/>
       <w:br/>
     </w:r>

--- a/klagomål/A 39275-2022 FSC-klagomål.docx
+++ b/klagomål/A 39275-2022 FSC-klagomål.docx
@@ -1031,7 +1031,7 @@
     <w:r>
       <w:tab/>
       <w:tab/>
-      <w:t>2026-08-15</w:t>
+      <w:t>2026-08-16</w:t>
       <w:br/>
       <w:br/>
     </w:r>

--- a/klagomål/A 39275-2022 FSC-klagomål.docx
+++ b/klagomål/A 39275-2022 FSC-klagomål.docx
@@ -1031,7 +1031,7 @@
     <w:r>
       <w:tab/>
       <w:tab/>
-      <w:t>2026-08-16</w:t>
+      <w:t>2026-08-17</w:t>
       <w:br/>
       <w:br/>
     </w:r>

--- a/klagomål/A 39275-2022 FSC-klagomål.docx
+++ b/klagomål/A 39275-2022 FSC-klagomål.docx
@@ -1031,7 +1031,7 @@
     <w:r>
       <w:tab/>
       <w:tab/>
-      <w:t>2026-08-17</w:t>
+      <w:t>2026-08-18</w:t>
       <w:br/>
       <w:br/>
     </w:r>

--- a/klagomål/A 39275-2022 FSC-klagomål.docx
+++ b/klagomål/A 39275-2022 FSC-klagomål.docx
@@ -1031,7 +1031,7 @@
     <w:r>
       <w:tab/>
       <w:tab/>
-      <w:t>2026-08-18</w:t>
+      <w:t>2026-08-19</w:t>
       <w:br/>
       <w:br/>
     </w:r>

--- a/klagomål/A 39275-2022 FSC-klagomål.docx
+++ b/klagomål/A 39275-2022 FSC-klagomål.docx
@@ -1031,7 +1031,7 @@
     <w:r>
       <w:tab/>
       <w:tab/>
-      <w:t>2026-08-19</w:t>
+      <w:t>2026-08-20</w:t>
       <w:br/>
       <w:br/>
     </w:r>

--- a/klagomål/A 39275-2022 FSC-klagomål.docx
+++ b/klagomål/A 39275-2022 FSC-klagomål.docx
@@ -1031,7 +1031,7 @@
     <w:r>
       <w:tab/>
       <w:tab/>
-      <w:t>2026-08-20</w:t>
+      <w:t>2026-08-21</w:t>
       <w:br/>
       <w:br/>
     </w:r>

--- a/klagomål/A 39275-2022 FSC-klagomål.docx
+++ b/klagomål/A 39275-2022 FSC-klagomål.docx
@@ -1031,7 +1031,7 @@
     <w:r>
       <w:tab/>
       <w:tab/>
-      <w:t>2026-08-21</w:t>
+      <w:t>2026-08-22</w:t>
       <w:br/>
       <w:br/>
     </w:r>

--- a/klagomål/A 39275-2022 FSC-klagomål.docx
+++ b/klagomål/A 39275-2022 FSC-klagomål.docx
@@ -1031,7 +1031,7 @@
     <w:r>
       <w:tab/>
       <w:tab/>
-      <w:t>2026-08-22</w:t>
+      <w:t>2026-08-23</w:t>
       <w:br/>
       <w:br/>
     </w:r>

--- a/klagomål/A 39275-2022 FSC-klagomål.docx
+++ b/klagomål/A 39275-2022 FSC-klagomål.docx
@@ -1031,7 +1031,7 @@
     <w:r>
       <w:tab/>
       <w:tab/>
-      <w:t>2026-08-23</w:t>
+      <w:t>2026-08-24</w:t>
       <w:br/>
       <w:br/>
     </w:r>

--- a/klagomål/A 39275-2022 FSC-klagomål.docx
+++ b/klagomål/A 39275-2022 FSC-klagomål.docx
@@ -1031,7 +1031,7 @@
     <w:r>
       <w:tab/>
       <w:tab/>
-      <w:t>2026-08-24</w:t>
+      <w:t>2026-08-25</w:t>
       <w:br/>
       <w:br/>
     </w:r>

--- a/klagomål/A 39275-2022 FSC-klagomål.docx
+++ b/klagomål/A 39275-2022 FSC-klagomål.docx
@@ -1031,7 +1031,7 @@
     <w:r>
       <w:tab/>
       <w:tab/>
-      <w:t>2026-08-25</w:t>
+      <w:t>2026-08-26</w:t>
       <w:br/>
       <w:br/>
     </w:r>

--- a/klagomål/A 39275-2022 FSC-klagomål.docx
+++ b/klagomål/A 39275-2022 FSC-klagomål.docx
@@ -1031,7 +1031,7 @@
     <w:r>
       <w:tab/>
       <w:tab/>
-      <w:t>2026-08-26</w:t>
+      <w:t>2026-08-27</w:t>
       <w:br/>
       <w:br/>
     </w:r>

--- a/klagomål/A 39275-2022 FSC-klagomål.docx
+++ b/klagomål/A 39275-2022 FSC-klagomål.docx
@@ -1031,7 +1031,7 @@
     <w:r>
       <w:tab/>
       <w:tab/>
-      <w:t>2026-08-27</w:t>
+      <w:t>2026-08-28</w:t>
       <w:br/>
       <w:br/>
     </w:r>

--- a/klagomål/A 39275-2022 FSC-klagomål.docx
+++ b/klagomål/A 39275-2022 FSC-klagomål.docx
@@ -1031,7 +1031,7 @@
     <w:r>
       <w:tab/>
       <w:tab/>
-      <w:t>2026-08-28</w:t>
+      <w:t>2026-08-29</w:t>
       <w:br/>
       <w:br/>
     </w:r>

--- a/klagomål/A 39275-2022 FSC-klagomål.docx
+++ b/klagomål/A 39275-2022 FSC-klagomål.docx
@@ -1031,7 +1031,7 @@
     <w:r>
       <w:tab/>
       <w:tab/>
-      <w:t>2026-08-29</w:t>
+      <w:t>2026-08-31</w:t>
       <w:br/>
       <w:br/>
     </w:r>

--- a/klagomål/A 39275-2022 FSC-klagomål.docx
+++ b/klagomål/A 39275-2022 FSC-klagomål.docx
@@ -1031,7 +1031,7 @@
     <w:r>
       <w:tab/>
       <w:tab/>
-      <w:t>2026-08-31</w:t>
+      <w:t>2026-09-01</w:t>
       <w:br/>
       <w:br/>
     </w:r>

--- a/klagomål/A 39275-2022 FSC-klagomål.docx
+++ b/klagomål/A 39275-2022 FSC-klagomål.docx
@@ -1031,7 +1031,7 @@
     <w:r>
       <w:tab/>
       <w:tab/>
-      <w:t>2026-09-01</w:t>
+      <w:t>2026-09-02</w:t>
       <w:br/>
       <w:br/>
     </w:r>

--- a/klagomål/A 39275-2022 FSC-klagomål.docx
+++ b/klagomål/A 39275-2022 FSC-klagomål.docx
@@ -1031,7 +1031,7 @@
     <w:r>
       <w:tab/>
       <w:tab/>
-      <w:t>2026-09-02</w:t>
+      <w:t>2026-09-03</w:t>
       <w:br/>
       <w:br/>
     </w:r>

--- a/klagomål/A 39275-2022 FSC-klagomål.docx
+++ b/klagomål/A 39275-2022 FSC-klagomål.docx
@@ -1031,7 +1031,7 @@
     <w:r>
       <w:tab/>
       <w:tab/>
-      <w:t>2026-09-03</w:t>
+      <w:t>2026-09-04</w:t>
       <w:br/>
       <w:br/>
     </w:r>

--- a/klagomål/A 39275-2022 FSC-klagomål.docx
+++ b/klagomål/A 39275-2022 FSC-klagomål.docx
@@ -1031,7 +1031,7 @@
     <w:r>
       <w:tab/>
       <w:tab/>
-      <w:t>2026-09-04</w:t>
+      <w:t>2026-09-05</w:t>
       <w:br/>
       <w:br/>
     </w:r>
